--- a/Fase 2/Manuales/SIGMA_Manual_EP02_Estructura_organizacional.docx
+++ b/Fase 2/Manuales/SIGMA_Manual_EP02_Estructura_organizacional.docx
@@ -547,13 +547,14 @@
         </w:tblBorders>
       </w:tblPr>
       <w:tblGrid>
-        <w:gridCol w:w="4873"/>
-        <w:gridCol w:w="4873"/>
+        <w:gridCol w:w="3249"/>
+        <w:gridCol w:w="3249"/>
+        <w:gridCol w:w="3249"/>
       </w:tblGrid>
       <w:tr>
         <w:tc>
           <w:tcPr>
-            <w:tcW w:type="dxa" w:w="3402"/>
+            <w:tcW w:type="dxa" w:w="2551"/>
             <w:shd w:val="clear" w:color="auto" w:fill="E8E5F7"/>
           </w:tcPr>
           <w:p>
@@ -569,7 +570,7 @@
         </w:tc>
         <w:tc>
           <w:tcPr>
-            <w:tcW w:type="dxa" w:w="6236"/>
+            <w:tcW w:type="dxa" w:w="3969"/>
             <w:shd w:val="clear" w:color="auto" w:fill="E8E5F7"/>
           </w:tcPr>
           <w:p>
@@ -579,7 +580,23 @@
                 <w:b/>
                 <w:sz w:val="19"/>
               </w:rPr>
-              <w:t>Ruta</w:t>
+              <w:t>Ruta en el menú</w:t>
+            </w:r>
+          </w:p>
+        </w:tc>
+        <w:tc>
+          <w:tcPr>
+            <w:tcW w:type="dxa" w:w="3118"/>
+            <w:shd w:val="clear" w:color="auto" w:fill="E8E5F7"/>
+          </w:tcPr>
+          <w:p>
+            <w:r/>
+            <w:r>
+              <w:rPr>
+                <w:b/>
+                <w:sz w:val="19"/>
+              </w:rPr>
+              <w:t>Pestañas que tiene</w:t>
             </w:r>
           </w:p>
         </w:tc>
@@ -587,7 +604,7 @@
       <w:tr>
         <w:tc>
           <w:tcPr>
-            <w:tcW w:type="dxa" w:w="3402"/>
+            <w:tcW w:type="dxa" w:w="2551"/>
           </w:tcPr>
           <w:p>
             <w:r/>
@@ -601,7 +618,7 @@
         </w:tc>
         <w:tc>
           <w:tcPr>
-            <w:tcW w:type="dxa" w:w="6236"/>
+            <w:tcW w:type="dxa" w:w="3969"/>
           </w:tcPr>
           <w:p>
             <w:r/>
@@ -610,6 +627,20 @@
                 <w:sz w:val="19"/>
               </w:rPr>
               <w:t>Cliente › Identidad</w:t>
+            </w:r>
+          </w:p>
+        </w:tc>
+        <w:tc>
+          <w:tcPr>
+            <w:tcW w:type="dxa" w:w="3118"/>
+          </w:tcPr>
+          <w:p>
+            <w:r/>
+            <w:r>
+              <w:rPr>
+                <w:sz w:val="19"/>
+              </w:rPr>
+              <w:t>—</w:t>
             </w:r>
           </w:p>
         </w:tc>
@@ -617,7 +648,7 @@
       <w:tr>
         <w:tc>
           <w:tcPr>
-            <w:tcW w:type="dxa" w:w="3402"/>
+            <w:tcW w:type="dxa" w:w="2551"/>
           </w:tcPr>
           <w:p>
             <w:r/>
@@ -631,7 +662,7 @@
         </w:tc>
         <w:tc>
           <w:tcPr>
-            <w:tcW w:type="dxa" w:w="6236"/>
+            <w:tcW w:type="dxa" w:w="3969"/>
           </w:tcPr>
           <w:p>
             <w:r/>
@@ -640,6 +671,20 @@
                 <w:sz w:val="19"/>
               </w:rPr>
               <w:t>Cliente › Organización › Plantas</w:t>
+            </w:r>
+          </w:p>
+        </w:tc>
+        <w:tc>
+          <w:tcPr>
+            <w:tcW w:type="dxa" w:w="3118"/>
+          </w:tcPr>
+          <w:p>
+            <w:r/>
+            <w:r>
+              <w:rPr>
+                <w:sz w:val="19"/>
+              </w:rPr>
+              <w:t>—</w:t>
             </w:r>
           </w:p>
         </w:tc>
@@ -647,7 +692,7 @@
       <w:tr>
         <w:tc>
           <w:tcPr>
-            <w:tcW w:type="dxa" w:w="3402"/>
+            <w:tcW w:type="dxa" w:w="2551"/>
           </w:tcPr>
           <w:p>
             <w:r/>
@@ -661,7 +706,7 @@
         </w:tc>
         <w:tc>
           <w:tcPr>
-            <w:tcW w:type="dxa" w:w="6236"/>
+            <w:tcW w:type="dxa" w:w="3969"/>
           </w:tcPr>
           <w:p>
             <w:r/>
@@ -670,6 +715,20 @@
                 <w:sz w:val="19"/>
               </w:rPr>
               <w:t>Cliente › Organización › Áreas</w:t>
+            </w:r>
+          </w:p>
+        </w:tc>
+        <w:tc>
+          <w:tcPr>
+            <w:tcW w:type="dxa" w:w="3118"/>
+          </w:tcPr>
+          <w:p>
+            <w:r/>
+            <w:r>
+              <w:rPr>
+                <w:sz w:val="19"/>
+              </w:rPr>
+              <w:t>—</w:t>
             </w:r>
           </w:p>
         </w:tc>
@@ -677,7 +736,7 @@
       <w:tr>
         <w:tc>
           <w:tcPr>
-            <w:tcW w:type="dxa" w:w="3402"/>
+            <w:tcW w:type="dxa" w:w="2551"/>
           </w:tcPr>
           <w:p>
             <w:r/>
@@ -691,7 +750,7 @@
         </w:tc>
         <w:tc>
           <w:tcPr>
-            <w:tcW w:type="dxa" w:w="6236"/>
+            <w:tcW w:type="dxa" w:w="3969"/>
           </w:tcPr>
           <w:p>
             <w:r/>
@@ -700,6 +759,20 @@
                 <w:sz w:val="19"/>
               </w:rPr>
               <w:t>Cliente › Organización › Centros de costo</w:t>
+            </w:r>
+          </w:p>
+        </w:tc>
+        <w:tc>
+          <w:tcPr>
+            <w:tcW w:type="dxa" w:w="3118"/>
+          </w:tcPr>
+          <w:p>
+            <w:r/>
+            <w:r>
+              <w:rPr>
+                <w:sz w:val="19"/>
+              </w:rPr>
+              <w:t>—</w:t>
             </w:r>
           </w:p>
         </w:tc>
@@ -707,7 +780,7 @@
       <w:tr>
         <w:tc>
           <w:tcPr>
-            <w:tcW w:type="dxa" w:w="3402"/>
+            <w:tcW w:type="dxa" w:w="2551"/>
           </w:tcPr>
           <w:p>
             <w:r/>
@@ -721,7 +794,7 @@
         </w:tc>
         <w:tc>
           <w:tcPr>
-            <w:tcW w:type="dxa" w:w="6236"/>
+            <w:tcW w:type="dxa" w:w="3969"/>
           </w:tcPr>
           <w:p>
             <w:r/>
@@ -730,6 +803,20 @@
                 <w:sz w:val="19"/>
               </w:rPr>
               <w:t>Cliente › Usuarios › Especialidades</w:t>
+            </w:r>
+          </w:p>
+        </w:tc>
+        <w:tc>
+          <w:tcPr>
+            <w:tcW w:type="dxa" w:w="3118"/>
+          </w:tcPr>
+          <w:p>
+            <w:r/>
+            <w:r>
+              <w:rPr>
+                <w:sz w:val="19"/>
+              </w:rPr>
+              <w:t>—</w:t>
             </w:r>
           </w:p>
         </w:tc>
@@ -737,7 +824,7 @@
       <w:tr>
         <w:tc>
           <w:tcPr>
-            <w:tcW w:type="dxa" w:w="3402"/>
+            <w:tcW w:type="dxa" w:w="2551"/>
           </w:tcPr>
           <w:p>
             <w:r/>
@@ -751,7 +838,7 @@
         </w:tc>
         <w:tc>
           <w:tcPr>
-            <w:tcW w:type="dxa" w:w="6236"/>
+            <w:tcW w:type="dxa" w:w="3969"/>
           </w:tcPr>
           <w:p>
             <w:r/>
@@ -760,6 +847,20 @@
                 <w:sz w:val="19"/>
               </w:rPr>
               <w:t>Cliente › Usuarios › Grupos</w:t>
+            </w:r>
+          </w:p>
+        </w:tc>
+        <w:tc>
+          <w:tcPr>
+            <w:tcW w:type="dxa" w:w="3118"/>
+          </w:tcPr>
+          <w:p>
+            <w:r/>
+            <w:r>
+              <w:rPr>
+                <w:sz w:val="19"/>
+              </w:rPr>
+              <w:t>—</w:t>
             </w:r>
           </w:p>
         </w:tc>
@@ -799,13 +900,14 @@
         </w:tblBorders>
       </w:tblPr>
       <w:tblGrid>
-        <w:gridCol w:w="4873"/>
-        <w:gridCol w:w="4873"/>
+        <w:gridCol w:w="3249"/>
+        <w:gridCol w:w="3249"/>
+        <w:gridCol w:w="3249"/>
       </w:tblGrid>
       <w:tr>
         <w:tc>
           <w:tcPr>
-            <w:tcW w:type="dxa" w:w="3402"/>
+            <w:tcW w:type="dxa" w:w="2551"/>
             <w:shd w:val="clear" w:color="auto" w:fill="E8E5F7"/>
           </w:tcPr>
           <w:p>
@@ -821,7 +923,7 @@
         </w:tc>
         <w:tc>
           <w:tcPr>
-            <w:tcW w:type="dxa" w:w="6236"/>
+            <w:tcW w:type="dxa" w:w="3969"/>
             <w:shd w:val="clear" w:color="auto" w:fill="E8E5F7"/>
           </w:tcPr>
           <w:p>
@@ -835,11 +937,27 @@
             </w:r>
           </w:p>
         </w:tc>
+        <w:tc>
+          <w:tcPr>
+            <w:tcW w:type="dxa" w:w="3118"/>
+            <w:shd w:val="clear" w:color="auto" w:fill="E8E5F7"/>
+          </w:tcPr>
+          <w:p>
+            <w:r/>
+            <w:r>
+              <w:rPr>
+                <w:b/>
+                <w:sz w:val="18"/>
+              </w:rPr>
+              <w:t>Pestañas que tiene</w:t>
+            </w:r>
+          </w:p>
+        </w:tc>
       </w:tr>
       <w:tr>
         <w:tc>
           <w:tcPr>
-            <w:tcW w:type="dxa" w:w="3402"/>
+            <w:tcW w:type="dxa" w:w="2551"/>
           </w:tcPr>
           <w:p>
             <w:r/>
@@ -853,7 +971,7 @@
         </w:tc>
         <w:tc>
           <w:tcPr>
-            <w:tcW w:type="dxa" w:w="6236"/>
+            <w:tcW w:type="dxa" w:w="3969"/>
           </w:tcPr>
           <w:p>
             <w:r/>
@@ -862,6 +980,20 @@
                 <w:sz w:val="18"/>
               </w:rPr>
               <w:t>Cliente › Organización › Planta (detalle)</w:t>
+            </w:r>
+          </w:p>
+        </w:tc>
+        <w:tc>
+          <w:tcPr>
+            <w:tcW w:type="dxa" w:w="3118"/>
+          </w:tcPr>
+          <w:p>
+            <w:r/>
+            <w:r>
+              <w:rPr>
+                <w:sz w:val="18"/>
+              </w:rPr>
+              <w:t>—</w:t>
             </w:r>
           </w:p>
         </w:tc>
@@ -869,7 +1001,7 @@
       <w:tr>
         <w:tc>
           <w:tcPr>
-            <w:tcW w:type="dxa" w:w="3402"/>
+            <w:tcW w:type="dxa" w:w="2551"/>
           </w:tcPr>
           <w:p>
             <w:r/>
@@ -883,7 +1015,7 @@
         </w:tc>
         <w:tc>
           <w:tcPr>
-            <w:tcW w:type="dxa" w:w="6236"/>
+            <w:tcW w:type="dxa" w:w="3969"/>
           </w:tcPr>
           <w:p>
             <w:r/>
@@ -892,6 +1024,20 @@
                 <w:sz w:val="18"/>
               </w:rPr>
               <w:t>Cliente › Organización › Área (detalle)</w:t>
+            </w:r>
+          </w:p>
+        </w:tc>
+        <w:tc>
+          <w:tcPr>
+            <w:tcW w:type="dxa" w:w="3118"/>
+          </w:tcPr>
+          <w:p>
+            <w:r/>
+            <w:r>
+              <w:rPr>
+                <w:sz w:val="18"/>
+              </w:rPr>
+              <w:t>—</w:t>
             </w:r>
           </w:p>
         </w:tc>
@@ -899,7 +1045,7 @@
       <w:tr>
         <w:tc>
           <w:tcPr>
-            <w:tcW w:type="dxa" w:w="3402"/>
+            <w:tcW w:type="dxa" w:w="2551"/>
           </w:tcPr>
           <w:p>
             <w:r/>
@@ -913,7 +1059,7 @@
         </w:tc>
         <w:tc>
           <w:tcPr>
-            <w:tcW w:type="dxa" w:w="6236"/>
+            <w:tcW w:type="dxa" w:w="3969"/>
           </w:tcPr>
           <w:p>
             <w:r/>
@@ -922,6 +1068,20 @@
                 <w:sz w:val="18"/>
               </w:rPr>
               <w:t>Cliente › Organización › Centro de costo (detalle)</w:t>
+            </w:r>
+          </w:p>
+        </w:tc>
+        <w:tc>
+          <w:tcPr>
+            <w:tcW w:type="dxa" w:w="3118"/>
+          </w:tcPr>
+          <w:p>
+            <w:r/>
+            <w:r>
+              <w:rPr>
+                <w:sz w:val="18"/>
+              </w:rPr>
+              <w:t>—</w:t>
             </w:r>
           </w:p>
         </w:tc>
@@ -929,7 +1089,7 @@
       <w:tr>
         <w:tc>
           <w:tcPr>
-            <w:tcW w:type="dxa" w:w="3402"/>
+            <w:tcW w:type="dxa" w:w="2551"/>
           </w:tcPr>
           <w:p>
             <w:r/>
@@ -943,7 +1103,7 @@
         </w:tc>
         <w:tc>
           <w:tcPr>
-            <w:tcW w:type="dxa" w:w="6236"/>
+            <w:tcW w:type="dxa" w:w="3969"/>
           </w:tcPr>
           <w:p>
             <w:r/>
@@ -952,6 +1112,20 @@
                 <w:sz w:val="18"/>
               </w:rPr>
               <w:t>Cliente › Usuarios › Grupo de trabajo (detalle)</w:t>
+            </w:r>
+          </w:p>
+        </w:tc>
+        <w:tc>
+          <w:tcPr>
+            <w:tcW w:type="dxa" w:w="3118"/>
+          </w:tcPr>
+          <w:p>
+            <w:r/>
+            <w:r>
+              <w:rPr>
+                <w:sz w:val="18"/>
+              </w:rPr>
+              <w:t>Datos · Integrantes</w:t>
             </w:r>
           </w:p>
         </w:tc>
@@ -959,7 +1133,7 @@
       <w:tr>
         <w:tc>
           <w:tcPr>
-            <w:tcW w:type="dxa" w:w="3402"/>
+            <w:tcW w:type="dxa" w:w="2551"/>
           </w:tcPr>
           <w:p>
             <w:r/>
@@ -973,7 +1147,7 @@
         </w:tc>
         <w:tc>
           <w:tcPr>
-            <w:tcW w:type="dxa" w:w="6236"/>
+            <w:tcW w:type="dxa" w:w="3969"/>
           </w:tcPr>
           <w:p>
             <w:r/>
@@ -982,6 +1156,20 @@
                 <w:sz w:val="18"/>
               </w:rPr>
               <w:t>Cliente › Usuarios › Especialidad de usuario (detalle)</w:t>
+            </w:r>
+          </w:p>
+        </w:tc>
+        <w:tc>
+          <w:tcPr>
+            <w:tcW w:type="dxa" w:w="3118"/>
+          </w:tcPr>
+          <w:p>
+            <w:r/>
+            <w:r>
+              <w:rPr>
+                <w:sz w:val="18"/>
+              </w:rPr>
+              <w:t>—</w:t>
             </w:r>
           </w:p>
         </w:tc>
@@ -1083,6 +1271,38 @@
         <w:rPr>
           <w:sz w:val="21"/>
         </w:rPr>
+        <w:t>Abra Grupo de trabajo (detalle).</w:t>
+      </w:r>
+    </w:p>
+    <w:p>
+      <w:pPr>
+        <w:spacing w:after="120"/>
+        <w:ind w:left="680"/>
+      </w:pPr>
+      <w:r>
+        <w:rPr>
+          <w:color w:val="555555"/>
+          <w:sz w:val="19"/>
+        </w:rPr>
+        <w:t>Tiene estas pestañas: Datos · Integrantes</w:t>
+      </w:r>
+    </w:p>
+    <w:p>
+      <w:pPr>
+        <w:spacing w:after="40"/>
+      </w:pPr>
+      <w:r>
+        <w:rPr>
+          <w:b/>
+          <w:color w:val="4F46E5"/>
+          <w:sz w:val="21"/>
+        </w:rPr>
+        <w:t xml:space="preserve">Paso 3. </w:t>
+      </w:r>
+      <w:r>
+        <w:rPr>
+          <w:sz w:val="21"/>
+        </w:rPr>
         <w:t>Abra el formulario y complete los datos.</w:t>
       </w:r>
     </w:p>
@@ -1781,7 +2001,7 @@
           <w:color w:val="4F46E5"/>
           <w:sz w:val="21"/>
         </w:rPr>
-        <w:t xml:space="preserve">Paso 3. </w:t>
+        <w:t xml:space="preserve">Paso 4. </w:t>
       </w:r>
       <w:r>
         <w:rPr>
@@ -1800,7 +2020,7 @@
           <w:color w:val="4F46E5"/>
           <w:sz w:val="21"/>
         </w:rPr>
-        <w:t xml:space="preserve">Paso 4. </w:t>
+        <w:t xml:space="preserve">Paso 5. </w:t>
       </w:r>
       <w:r>
         <w:rPr>
@@ -2099,6 +2319,38 @@
         <w:rPr>
           <w:sz w:val="21"/>
         </w:rPr>
+        <w:t>Abra Grupo de trabajo (detalle).</w:t>
+      </w:r>
+    </w:p>
+    <w:p>
+      <w:pPr>
+        <w:spacing w:after="120"/>
+        <w:ind w:left="680"/>
+      </w:pPr>
+      <w:r>
+        <w:rPr>
+          <w:color w:val="555555"/>
+          <w:sz w:val="19"/>
+        </w:rPr>
+        <w:t>Tiene estas pestañas: Datos · Integrantes</w:t>
+      </w:r>
+    </w:p>
+    <w:p>
+      <w:pPr>
+        <w:spacing w:after="40"/>
+      </w:pPr>
+      <w:r>
+        <w:rPr>
+          <w:b/>
+          <w:color w:val="4F46E5"/>
+          <w:sz w:val="21"/>
+        </w:rPr>
+        <w:t xml:space="preserve">Paso 3. </w:t>
+      </w:r>
+      <w:r>
+        <w:rPr>
+          <w:sz w:val="21"/>
+        </w:rPr>
         <w:t>Abra el formulario y complete los datos.</w:t>
       </w:r>
     </w:p>
@@ -2449,7 +2701,7 @@
           <w:color w:val="4F46E5"/>
           <w:sz w:val="21"/>
         </w:rPr>
-        <w:t xml:space="preserve">Paso 3. </w:t>
+        <w:t xml:space="preserve">Paso 4. </w:t>
       </w:r>
       <w:r>
         <w:rPr>
@@ -2468,7 +2720,7 @@
           <w:color w:val="4F46E5"/>
           <w:sz w:val="21"/>
         </w:rPr>
-        <w:t xml:space="preserve">Paso 4. </w:t>
+        <w:t xml:space="preserve">Paso 5. </w:t>
       </w:r>
       <w:r>
         <w:rPr>
@@ -2767,6 +3019,38 @@
         <w:rPr>
           <w:sz w:val="21"/>
         </w:rPr>
+        <w:t>Abra Grupo de trabajo (detalle).</w:t>
+      </w:r>
+    </w:p>
+    <w:p>
+      <w:pPr>
+        <w:spacing w:after="120"/>
+        <w:ind w:left="680"/>
+      </w:pPr>
+      <w:r>
+        <w:rPr>
+          <w:color w:val="555555"/>
+          <w:sz w:val="19"/>
+        </w:rPr>
+        <w:t>Tiene estas pestañas: Datos · Integrantes</w:t>
+      </w:r>
+    </w:p>
+    <w:p>
+      <w:pPr>
+        <w:spacing w:after="40"/>
+      </w:pPr>
+      <w:r>
+        <w:rPr>
+          <w:b/>
+          <w:color w:val="4F46E5"/>
+          <w:sz w:val="21"/>
+        </w:rPr>
+        <w:t xml:space="preserve">Paso 3. </w:t>
+      </w:r>
+      <w:r>
+        <w:rPr>
+          <w:sz w:val="21"/>
+        </w:rPr>
         <w:t>Abra el formulario y complete los datos.</w:t>
       </w:r>
     </w:p>
@@ -3233,7 +3517,7 @@
           <w:color w:val="4F46E5"/>
           <w:sz w:val="21"/>
         </w:rPr>
-        <w:t xml:space="preserve">Paso 3. </w:t>
+        <w:t xml:space="preserve">Paso 4. </w:t>
       </w:r>
       <w:r>
         <w:rPr>
@@ -3252,7 +3536,7 @@
           <w:color w:val="4F46E5"/>
           <w:sz w:val="21"/>
         </w:rPr>
-        <w:t xml:space="preserve">Paso 4. </w:t>
+        <w:t xml:space="preserve">Paso 5. </w:t>
       </w:r>
       <w:r>
         <w:rPr>
@@ -3507,6 +3791,38 @@
         <w:rPr>
           <w:sz w:val="21"/>
         </w:rPr>
+        <w:t>Abra Grupo de trabajo (detalle).</w:t>
+      </w:r>
+    </w:p>
+    <w:p>
+      <w:pPr>
+        <w:spacing w:after="120"/>
+        <w:ind w:left="680"/>
+      </w:pPr>
+      <w:r>
+        <w:rPr>
+          <w:color w:val="555555"/>
+          <w:sz w:val="19"/>
+        </w:rPr>
+        <w:t>Tiene estas pestañas: Datos · Integrantes</w:t>
+      </w:r>
+    </w:p>
+    <w:p>
+      <w:pPr>
+        <w:spacing w:after="40"/>
+      </w:pPr>
+      <w:r>
+        <w:rPr>
+          <w:b/>
+          <w:color w:val="4F46E5"/>
+          <w:sz w:val="21"/>
+        </w:rPr>
+        <w:t xml:space="preserve">Paso 3. </w:t>
+      </w:r>
+      <w:r>
+        <w:rPr>
+          <w:sz w:val="21"/>
+        </w:rPr>
         <w:t>Abra el formulario y complete los datos.</w:t>
       </w:r>
     </w:p>
@@ -3973,7 +4289,7 @@
           <w:color w:val="4F46E5"/>
           <w:sz w:val="21"/>
         </w:rPr>
-        <w:t xml:space="preserve">Paso 3. </w:t>
+        <w:t xml:space="preserve">Paso 4. </w:t>
       </w:r>
       <w:r>
         <w:rPr>
@@ -3992,7 +4308,7 @@
           <w:color w:val="4F46E5"/>
           <w:sz w:val="21"/>
         </w:rPr>
-        <w:t xml:space="preserve">Paso 4. </w:t>
+        <w:t xml:space="preserve">Paso 5. </w:t>
       </w:r>
       <w:r>
         <w:rPr>
@@ -4247,6 +4563,38 @@
         <w:rPr>
           <w:sz w:val="21"/>
         </w:rPr>
+        <w:t>Abra Grupo de trabajo (detalle).</w:t>
+      </w:r>
+    </w:p>
+    <w:p>
+      <w:pPr>
+        <w:spacing w:after="120"/>
+        <w:ind w:left="680"/>
+      </w:pPr>
+      <w:r>
+        <w:rPr>
+          <w:color w:val="555555"/>
+          <w:sz w:val="19"/>
+        </w:rPr>
+        <w:t>Tiene estas pestañas: Datos · Integrantes</w:t>
+      </w:r>
+    </w:p>
+    <w:p>
+      <w:pPr>
+        <w:spacing w:after="40"/>
+      </w:pPr>
+      <w:r>
+        <w:rPr>
+          <w:b/>
+          <w:color w:val="4F46E5"/>
+          <w:sz w:val="21"/>
+        </w:rPr>
+        <w:t xml:space="preserve">Paso 3. </w:t>
+      </w:r>
+      <w:r>
+        <w:rPr>
+          <w:sz w:val="21"/>
+        </w:rPr>
         <w:t>Abra el formulario y complete los datos.</w:t>
       </w:r>
     </w:p>
@@ -4887,7 +5235,7 @@
           <w:color w:val="4F46E5"/>
           <w:sz w:val="21"/>
         </w:rPr>
-        <w:t xml:space="preserve">Paso 3. </w:t>
+        <w:t xml:space="preserve">Paso 4. </w:t>
       </w:r>
       <w:r>
         <w:rPr>
@@ -4906,7 +5254,7 @@
           <w:color w:val="4F46E5"/>
           <w:sz w:val="21"/>
         </w:rPr>
-        <w:t xml:space="preserve">Paso 4. </w:t>
+        <w:t xml:space="preserve">Paso 5. </w:t>
       </w:r>
       <w:r>
         <w:rPr>
@@ -5161,6 +5509,38 @@
         <w:rPr>
           <w:sz w:val="21"/>
         </w:rPr>
+        <w:t>Abra Grupo de trabajo (detalle).</w:t>
+      </w:r>
+    </w:p>
+    <w:p>
+      <w:pPr>
+        <w:spacing w:after="120"/>
+        <w:ind w:left="680"/>
+      </w:pPr>
+      <w:r>
+        <w:rPr>
+          <w:color w:val="555555"/>
+          <w:sz w:val="19"/>
+        </w:rPr>
+        <w:t>Tiene estas pestañas: Datos · Integrantes</w:t>
+      </w:r>
+    </w:p>
+    <w:p>
+      <w:pPr>
+        <w:spacing w:after="40"/>
+      </w:pPr>
+      <w:r>
+        <w:rPr>
+          <w:b/>
+          <w:color w:val="4F46E5"/>
+          <w:sz w:val="21"/>
+        </w:rPr>
+        <w:t xml:space="preserve">Paso 3. </w:t>
+      </w:r>
+      <w:r>
+        <w:rPr>
+          <w:sz w:val="21"/>
+        </w:rPr>
         <w:t>Abra el formulario y complete los datos.</w:t>
       </w:r>
     </w:p>
@@ -5569,7 +5949,7 @@
           <w:color w:val="4F46E5"/>
           <w:sz w:val="21"/>
         </w:rPr>
-        <w:t xml:space="preserve">Paso 3. </w:t>
+        <w:t xml:space="preserve">Paso 4. </w:t>
       </w:r>
       <w:r>
         <w:rPr>
@@ -5588,7 +5968,7 @@
           <w:color w:val="4F46E5"/>
           <w:sz w:val="21"/>
         </w:rPr>
-        <w:t xml:space="preserve">Paso 4. </w:t>
+        <w:t xml:space="preserve">Paso 5. </w:t>
       </w:r>
       <w:r>
         <w:rPr>
@@ -5887,6 +6267,38 @@
         <w:rPr>
           <w:sz w:val="21"/>
         </w:rPr>
+        <w:t>Abra Grupo de trabajo (detalle).</w:t>
+      </w:r>
+    </w:p>
+    <w:p>
+      <w:pPr>
+        <w:spacing w:after="120"/>
+        <w:ind w:left="680"/>
+      </w:pPr>
+      <w:r>
+        <w:rPr>
+          <w:color w:val="555555"/>
+          <w:sz w:val="19"/>
+        </w:rPr>
+        <w:t>Tiene estas pestañas: Datos · Integrantes</w:t>
+      </w:r>
+    </w:p>
+    <w:p>
+      <w:pPr>
+        <w:spacing w:after="40"/>
+      </w:pPr>
+      <w:r>
+        <w:rPr>
+          <w:b/>
+          <w:color w:val="4F46E5"/>
+          <w:sz w:val="21"/>
+        </w:rPr>
+        <w:t xml:space="preserve">Paso 3. </w:t>
+      </w:r>
+      <w:r>
+        <w:rPr>
+          <w:sz w:val="21"/>
+        </w:rPr>
         <w:t>Abra el formulario y complete los datos.</w:t>
       </w:r>
     </w:p>
@@ -6353,7 +6765,7 @@
           <w:color w:val="4F46E5"/>
           <w:sz w:val="21"/>
         </w:rPr>
-        <w:t xml:space="preserve">Paso 3. </w:t>
+        <w:t xml:space="preserve">Paso 4. </w:t>
       </w:r>
       <w:r>
         <w:rPr>
@@ -6372,7 +6784,7 @@
           <w:color w:val="4F46E5"/>
           <w:sz w:val="21"/>
         </w:rPr>
-        <w:t xml:space="preserve">Paso 4. </w:t>
+        <w:t xml:space="preserve">Paso 5. </w:t>
       </w:r>
       <w:r>
         <w:rPr>
@@ -6671,6 +7083,38 @@
         <w:rPr>
           <w:sz w:val="21"/>
         </w:rPr>
+        <w:t>Abra Grupo de trabajo (detalle).</w:t>
+      </w:r>
+    </w:p>
+    <w:p>
+      <w:pPr>
+        <w:spacing w:after="120"/>
+        <w:ind w:left="680"/>
+      </w:pPr>
+      <w:r>
+        <w:rPr>
+          <w:color w:val="555555"/>
+          <w:sz w:val="19"/>
+        </w:rPr>
+        <w:t>Tiene estas pestañas: Datos · Integrantes</w:t>
+      </w:r>
+    </w:p>
+    <w:p>
+      <w:pPr>
+        <w:spacing w:after="40"/>
+      </w:pPr>
+      <w:r>
+        <w:rPr>
+          <w:b/>
+          <w:color w:val="4F46E5"/>
+          <w:sz w:val="21"/>
+        </w:rPr>
+        <w:t xml:space="preserve">Paso 3. </w:t>
+      </w:r>
+      <w:r>
+        <w:rPr>
+          <w:sz w:val="21"/>
+        </w:rPr>
         <w:t>Abra el formulario y complete los datos.</w:t>
       </w:r>
     </w:p>
@@ -6963,7 +7407,7 @@
           <w:color w:val="4F46E5"/>
           <w:sz w:val="21"/>
         </w:rPr>
-        <w:t xml:space="preserve">Paso 3. </w:t>
+        <w:t xml:space="preserve">Paso 4. </w:t>
       </w:r>
       <w:r>
         <w:rPr>
@@ -6982,7 +7426,7 @@
           <w:color w:val="4F46E5"/>
           <w:sz w:val="21"/>
         </w:rPr>
-        <w:t xml:space="preserve">Paso 4. </w:t>
+        <w:t xml:space="preserve">Paso 5. </w:t>
       </w:r>
       <w:r>
         <w:rPr>

--- a/Fase 2/Manuales/SIGMA_Manual_EP02_Estructura_organizacional.docx
+++ b/Fase 2/Manuales/SIGMA_Manual_EP02_Estructura_organizacional.docx
@@ -152,7 +152,7 @@
               <w:rPr>
                 <w:sz w:val="20"/>
               </w:rPr>
-              <w:t>6 visibles en el menú y 5 que se abren desde otra pantalla</w:t>
+              <w:t>8 en el menú y 8 que se abren desde ellas</w:t>
             </w:r>
           </w:p>
         </w:tc>
@@ -216,7 +216,7 @@
               <w:rPr>
                 <w:sz w:val="20"/>
               </w:rPr>
-              <w:t>1.0 · 01-10-2026</w:t>
+              <w:t>1.1 · 02-10-2026</w:t>
             </w:r>
           </w:p>
         </w:tc>
@@ -448,7 +448,19 @@
         <w:rPr>
           <w:sz w:val="21"/>
         </w:rPr>
-        <w:t>Ver la identidad del cliente</w:t>
+        <w:t>Ver el listado comercial de clientes</w:t>
+      </w:r>
+    </w:p>
+    <w:p>
+      <w:pPr>
+        <w:pStyle w:val="ListBullet"/>
+        <w:spacing w:after="60"/>
+      </w:pPr>
+      <w:r>
+        <w:rPr>
+          <w:sz w:val="21"/>
+        </w:rPr>
+        <w:t>Ver el mantenedor de perfiles</w:t>
       </w:r>
     </w:p>
     <w:p>
@@ -513,6 +525,18 @@
     </w:p>
     <w:p>
       <w:pPr>
+        <w:pStyle w:val="ListBullet"/>
+        <w:spacing w:after="60"/>
+      </w:pPr>
+      <w:r>
+        <w:rPr>
+          <w:sz w:val="21"/>
+        </w:rPr>
+        <w:t>Ver los usuarios del cliente</w:t>
+      </w:r>
+    </w:p>
+    <w:p>
+      <w:pPr>
         <w:pStyle w:val="Heading1"/>
       </w:pPr>
       <w:r>
@@ -529,7 +553,7 @@
           <w:i w:val="0"/>
           <w:sz w:val="22"/>
         </w:rPr>
-        <w:t>Desde el menú lateral:</w:t>
+        <w:t>Estas son las pantallas que usa el módulo, con la ruta exacta del menú lateral:</w:t>
       </w:r>
     </w:p>
     <w:tbl>
@@ -612,7 +636,7 @@
               <w:rPr>
                 <w:sz w:val="19"/>
               </w:rPr>
-              <w:t>Identidad</w:t>
+              <w:t>Clientes</w:t>
             </w:r>
           </w:p>
         </w:tc>
@@ -626,7 +650,7 @@
               <w:rPr>
                 <w:sz w:val="19"/>
               </w:rPr>
-              <w:t>Cliente › Identidad</w:t>
+              <w:t>Comercial › Clientes</w:t>
             </w:r>
           </w:p>
         </w:tc>
@@ -656,7 +680,7 @@
               <w:rPr>
                 <w:sz w:val="19"/>
               </w:rPr>
-              <w:t>Plantas</w:t>
+              <w:t>Usuarios</w:t>
             </w:r>
           </w:p>
         </w:tc>
@@ -670,7 +694,7 @@
               <w:rPr>
                 <w:sz w:val="19"/>
               </w:rPr>
-              <w:t>Cliente › Organización › Plantas</w:t>
+              <w:t>Cliente › Usuarios › Usuarios</w:t>
             </w:r>
           </w:p>
         </w:tc>
@@ -700,7 +724,7 @@
               <w:rPr>
                 <w:sz w:val="19"/>
               </w:rPr>
-              <w:t>Áreas</w:t>
+              <w:t>Perfiles</w:t>
             </w:r>
           </w:p>
         </w:tc>
@@ -714,7 +738,7 @@
               <w:rPr>
                 <w:sz w:val="19"/>
               </w:rPr>
-              <w:t>Cliente › Organización › Áreas</w:t>
+              <w:t>Sistema › Acceso › Perfiles</w:t>
             </w:r>
           </w:p>
         </w:tc>
@@ -744,7 +768,7 @@
               <w:rPr>
                 <w:sz w:val="19"/>
               </w:rPr>
-              <w:t>Centros de costo</w:t>
+              <w:t>Plantas</w:t>
             </w:r>
           </w:p>
         </w:tc>
@@ -758,7 +782,7 @@
               <w:rPr>
                 <w:sz w:val="19"/>
               </w:rPr>
-              <w:t>Cliente › Organización › Centros de costo</w:t>
+              <w:t>Cliente › Organización › Plantas</w:t>
             </w:r>
           </w:p>
         </w:tc>
@@ -788,6 +812,50 @@
               <w:rPr>
                 <w:sz w:val="19"/>
               </w:rPr>
+              <w:t>Áreas</w:t>
+            </w:r>
+          </w:p>
+        </w:tc>
+        <w:tc>
+          <w:tcPr>
+            <w:tcW w:type="dxa" w:w="3969"/>
+          </w:tcPr>
+          <w:p>
+            <w:r/>
+            <w:r>
+              <w:rPr>
+                <w:sz w:val="19"/>
+              </w:rPr>
+              <w:t>Cliente › Organización › Áreas</w:t>
+            </w:r>
+          </w:p>
+        </w:tc>
+        <w:tc>
+          <w:tcPr>
+            <w:tcW w:type="dxa" w:w="3118"/>
+          </w:tcPr>
+          <w:p>
+            <w:r/>
+            <w:r>
+              <w:rPr>
+                <w:sz w:val="19"/>
+              </w:rPr>
+              <w:t>—</w:t>
+            </w:r>
+          </w:p>
+        </w:tc>
+      </w:tr>
+      <w:tr>
+        <w:tc>
+          <w:tcPr>
+            <w:tcW w:type="dxa" w:w="2551"/>
+          </w:tcPr>
+          <w:p>
+            <w:r/>
+            <w:r>
+              <w:rPr>
+                <w:sz w:val="19"/>
+              </w:rPr>
               <w:t>Especialidades</w:t>
             </w:r>
           </w:p>
@@ -803,6 +871,50 @@
                 <w:sz w:val="19"/>
               </w:rPr>
               <w:t>Cliente › Usuarios › Especialidades</w:t>
+            </w:r>
+          </w:p>
+        </w:tc>
+        <w:tc>
+          <w:tcPr>
+            <w:tcW w:type="dxa" w:w="3118"/>
+          </w:tcPr>
+          <w:p>
+            <w:r/>
+            <w:r>
+              <w:rPr>
+                <w:sz w:val="19"/>
+              </w:rPr>
+              <w:t>—</w:t>
+            </w:r>
+          </w:p>
+        </w:tc>
+      </w:tr>
+      <w:tr>
+        <w:tc>
+          <w:tcPr>
+            <w:tcW w:type="dxa" w:w="2551"/>
+          </w:tcPr>
+          <w:p>
+            <w:r/>
+            <w:r>
+              <w:rPr>
+                <w:sz w:val="19"/>
+              </w:rPr>
+              <w:t>Centros de costo</w:t>
+            </w:r>
+          </w:p>
+        </w:tc>
+        <w:tc>
+          <w:tcPr>
+            <w:tcW w:type="dxa" w:w="3969"/>
+          </w:tcPr>
+          <w:p>
+            <w:r/>
+            <w:r>
+              <w:rPr>
+                <w:sz w:val="19"/>
+              </w:rPr>
+              <w:t>Cliente › Organización › Centros de costo</w:t>
             </w:r>
           </w:p>
         </w:tc>
@@ -965,7 +1077,7 @@
               <w:rPr>
                 <w:sz w:val="18"/>
               </w:rPr>
-              <w:t>Planta (detalle)</w:t>
+              <w:t>Perfil (detalle)</w:t>
             </w:r>
           </w:p>
         </w:tc>
@@ -979,7 +1091,7 @@
               <w:rPr>
                 <w:sz w:val="18"/>
               </w:rPr>
-              <w:t>Cliente › Organización › Planta (detalle)</w:t>
+              <w:t>Sistema › Acceso › Perfil (detalle)</w:t>
             </w:r>
           </w:p>
         </w:tc>
@@ -1009,7 +1121,7 @@
               <w:rPr>
                 <w:sz w:val="18"/>
               </w:rPr>
-              <w:t>Área (detalle)</w:t>
+              <w:t>Cliente (detalle)</w:t>
             </w:r>
           </w:p>
         </w:tc>
@@ -1023,7 +1135,7 @@
               <w:rPr>
                 <w:sz w:val="18"/>
               </w:rPr>
-              <w:t>Cliente › Organización › Área (detalle)</w:t>
+              <w:t>Comercial › Cliente (detalle)</w:t>
             </w:r>
           </w:p>
         </w:tc>
@@ -1053,7 +1165,7 @@
               <w:rPr>
                 <w:sz w:val="18"/>
               </w:rPr>
-              <w:t>Centro de costo (detalle)</w:t>
+              <w:t>Nuevo usuario del cliente</w:t>
             </w:r>
           </w:p>
         </w:tc>
@@ -1067,7 +1179,7 @@
               <w:rPr>
                 <w:sz w:val="18"/>
               </w:rPr>
-              <w:t>Cliente › Organización › Centro de costo (detalle)</w:t>
+              <w:t>Cliente › Usuarios › Nuevo usuario del cliente</w:t>
             </w:r>
           </w:p>
         </w:tc>
@@ -1097,7 +1209,7 @@
               <w:rPr>
                 <w:sz w:val="18"/>
               </w:rPr>
-              <w:t>Grupo de trabajo (detalle)</w:t>
+              <w:t>Planta (detalle)</w:t>
             </w:r>
           </w:p>
         </w:tc>
@@ -1111,7 +1223,7 @@
               <w:rPr>
                 <w:sz w:val="18"/>
               </w:rPr>
-              <w:t>Cliente › Usuarios › Grupo de trabajo (detalle)</w:t>
+              <w:t>Cliente › Organización › Planta (detalle)</w:t>
             </w:r>
           </w:p>
         </w:tc>
@@ -1125,7 +1237,7 @@
               <w:rPr>
                 <w:sz w:val="18"/>
               </w:rPr>
-              <w:t>Datos · Integrantes</w:t>
+              <w:t>—</w:t>
             </w:r>
           </w:p>
         </w:tc>
@@ -1141,6 +1253,50 @@
               <w:rPr>
                 <w:sz w:val="18"/>
               </w:rPr>
+              <w:t>Área (detalle)</w:t>
+            </w:r>
+          </w:p>
+        </w:tc>
+        <w:tc>
+          <w:tcPr>
+            <w:tcW w:type="dxa" w:w="3969"/>
+          </w:tcPr>
+          <w:p>
+            <w:r/>
+            <w:r>
+              <w:rPr>
+                <w:sz w:val="18"/>
+              </w:rPr>
+              <w:t>Cliente › Organización › Área (detalle)</w:t>
+            </w:r>
+          </w:p>
+        </w:tc>
+        <w:tc>
+          <w:tcPr>
+            <w:tcW w:type="dxa" w:w="3118"/>
+          </w:tcPr>
+          <w:p>
+            <w:r/>
+            <w:r>
+              <w:rPr>
+                <w:sz w:val="18"/>
+              </w:rPr>
+              <w:t>—</w:t>
+            </w:r>
+          </w:p>
+        </w:tc>
+      </w:tr>
+      <w:tr>
+        <w:tc>
+          <w:tcPr>
+            <w:tcW w:type="dxa" w:w="2551"/>
+          </w:tcPr>
+          <w:p>
+            <w:r/>
+            <w:r>
+              <w:rPr>
+                <w:sz w:val="18"/>
+              </w:rPr>
               <w:t>Especialidad de usuario (detalle)</w:t>
             </w:r>
           </w:p>
@@ -1156,6 +1312,94 @@
                 <w:sz w:val="18"/>
               </w:rPr>
               <w:t>Cliente › Usuarios › Especialidad de usuario (detalle)</w:t>
+            </w:r>
+          </w:p>
+        </w:tc>
+        <w:tc>
+          <w:tcPr>
+            <w:tcW w:type="dxa" w:w="3118"/>
+          </w:tcPr>
+          <w:p>
+            <w:r/>
+            <w:r>
+              <w:rPr>
+                <w:sz w:val="18"/>
+              </w:rPr>
+              <w:t>—</w:t>
+            </w:r>
+          </w:p>
+        </w:tc>
+      </w:tr>
+      <w:tr>
+        <w:tc>
+          <w:tcPr>
+            <w:tcW w:type="dxa" w:w="2551"/>
+          </w:tcPr>
+          <w:p>
+            <w:r/>
+            <w:r>
+              <w:rPr>
+                <w:sz w:val="18"/>
+              </w:rPr>
+              <w:t>Grupo de trabajo (detalle)</w:t>
+            </w:r>
+          </w:p>
+        </w:tc>
+        <w:tc>
+          <w:tcPr>
+            <w:tcW w:type="dxa" w:w="3969"/>
+          </w:tcPr>
+          <w:p>
+            <w:r/>
+            <w:r>
+              <w:rPr>
+                <w:sz w:val="18"/>
+              </w:rPr>
+              <w:t>Cliente › Usuarios › Grupo de trabajo (detalle)</w:t>
+            </w:r>
+          </w:p>
+        </w:tc>
+        <w:tc>
+          <w:tcPr>
+            <w:tcW w:type="dxa" w:w="3118"/>
+          </w:tcPr>
+          <w:p>
+            <w:r/>
+            <w:r>
+              <w:rPr>
+                <w:sz w:val="18"/>
+              </w:rPr>
+              <w:t>Datos · Integrantes</w:t>
+            </w:r>
+          </w:p>
+        </w:tc>
+      </w:tr>
+      <w:tr>
+        <w:tc>
+          <w:tcPr>
+            <w:tcW w:type="dxa" w:w="2551"/>
+          </w:tcPr>
+          <w:p>
+            <w:r/>
+            <w:r>
+              <w:rPr>
+                <w:sz w:val="18"/>
+              </w:rPr>
+              <w:t>Centro de costo (detalle)</w:t>
+            </w:r>
+          </w:p>
+        </w:tc>
+        <w:tc>
+          <w:tcPr>
+            <w:tcW w:type="dxa" w:w="3969"/>
+          </w:tcPr>
+          <w:p>
+            <w:r/>
+            <w:r>
+              <w:rPr>
+                <w:sz w:val="18"/>
+              </w:rPr>
+              <w:t>Cliente › Organización › Centro de costo (detalle)</w:t>
             </w:r>
           </w:p>
         </w:tc>
@@ -1239,7 +1483,7 @@
         <w:rPr>
           <w:sz w:val="21"/>
         </w:rPr>
-        <w:t>Entre a Identidad.</w:t>
+        <w:t>Entre a Usuarios.</w:t>
       </w:r>
     </w:p>
     <w:p>
@@ -1252,7 +1496,7 @@
           <w:color w:val="555555"/>
           <w:sz w:val="19"/>
         </w:rPr>
-        <w:t>Menú: Cliente › Identidad</w:t>
+        <w:t>Menú: Cliente › Usuarios › Usuarios</w:t>
       </w:r>
     </w:p>
     <w:p>
@@ -1271,20 +1515,7 @@
         <w:rPr>
           <w:sz w:val="21"/>
         </w:rPr>
-        <w:t>Abra Grupo de trabajo (detalle).</w:t>
-      </w:r>
-    </w:p>
-    <w:p>
-      <w:pPr>
-        <w:spacing w:after="120"/>
-        <w:ind w:left="680"/>
-      </w:pPr>
-      <w:r>
-        <w:rPr>
-          <w:color w:val="555555"/>
-          <w:sz w:val="19"/>
-        </w:rPr>
-        <w:t>Tiene estas pestañas: Datos · Integrantes</w:t>
+        <w:t>Desde el listado, pulse «Nuevo» para crear, o elija la fila que quiere modificar. Se abre Nuevo usuario del cliente.</w:t>
       </w:r>
     </w:p>
     <w:p>
@@ -1303,7 +1534,7 @@
         <w:rPr>
           <w:sz w:val="21"/>
         </w:rPr>
-        <w:t>Abra el formulario y complete los datos.</w:t>
+        <w:t>Complete los datos.</w:t>
       </w:r>
     </w:p>
     <w:p>
@@ -1316,7 +1547,7 @@
           <w:color w:val="555555"/>
           <w:sz w:val="19"/>
         </w:rPr>
-        <w:t>Hay 10 campos; 7 son obligatorios.</w:t>
+        <w:t>Son 10 campos; 7 obligatorios.</w:t>
       </w:r>
     </w:p>
     <w:tbl>
@@ -2287,7 +2518,7 @@
         <w:rPr>
           <w:sz w:val="21"/>
         </w:rPr>
-        <w:t>Entre a Identidad.</w:t>
+        <w:t>Entre a Perfiles.</w:t>
       </w:r>
     </w:p>
     <w:p>
@@ -2300,7 +2531,7 @@
           <w:color w:val="555555"/>
           <w:sz w:val="19"/>
         </w:rPr>
-        <w:t>Menú: Cliente › Identidad</w:t>
+        <w:t>Menú: Sistema › Acceso › Perfiles</w:t>
       </w:r>
     </w:p>
     <w:p>
@@ -2319,20 +2550,7 @@
         <w:rPr>
           <w:sz w:val="21"/>
         </w:rPr>
-        <w:t>Abra Grupo de trabajo (detalle).</w:t>
-      </w:r>
-    </w:p>
-    <w:p>
-      <w:pPr>
-        <w:spacing w:after="120"/>
-        <w:ind w:left="680"/>
-      </w:pPr>
-      <w:r>
-        <w:rPr>
-          <w:color w:val="555555"/>
-          <w:sz w:val="19"/>
-        </w:rPr>
-        <w:t>Tiene estas pestañas: Datos · Integrantes</w:t>
+        <w:t>Desde el listado, pulse «Nuevo» para crear, o elija la fila que quiere modificar. Se abre Perfil (detalle).</w:t>
       </w:r>
     </w:p>
     <w:p>
@@ -2351,7 +2569,7 @@
         <w:rPr>
           <w:sz w:val="21"/>
         </w:rPr>
-        <w:t>Abra el formulario y complete los datos.</w:t>
+        <w:t>Complete los datos.</w:t>
       </w:r>
     </w:p>
     <w:p>
@@ -2364,7 +2582,7 @@
           <w:color w:val="555555"/>
           <w:sz w:val="19"/>
         </w:rPr>
-        <w:t>Hay 4 campos; 2 son obligatorios.</w:t>
+        <w:t>Son 4 campos; 2 obligatorios.</w:t>
       </w:r>
     </w:p>
     <w:tbl>
@@ -2987,7 +3205,7 @@
         <w:rPr>
           <w:sz w:val="21"/>
         </w:rPr>
-        <w:t>Entre a Identidad.</w:t>
+        <w:t>Entre a Plantas.</w:t>
       </w:r>
     </w:p>
     <w:p>
@@ -3000,7 +3218,7 @@
           <w:color w:val="555555"/>
           <w:sz w:val="19"/>
         </w:rPr>
-        <w:t>Menú: Cliente › Identidad</w:t>
+        <w:t>Menú: Cliente › Organización › Plantas</w:t>
       </w:r>
     </w:p>
     <w:p>
@@ -3019,20 +3237,7 @@
         <w:rPr>
           <w:sz w:val="21"/>
         </w:rPr>
-        <w:t>Abra Grupo de trabajo (detalle).</w:t>
-      </w:r>
-    </w:p>
-    <w:p>
-      <w:pPr>
-        <w:spacing w:after="120"/>
-        <w:ind w:left="680"/>
-      </w:pPr>
-      <w:r>
-        <w:rPr>
-          <w:color w:val="555555"/>
-          <w:sz w:val="19"/>
-        </w:rPr>
-        <w:t>Tiene estas pestañas: Datos · Integrantes</w:t>
+        <w:t>Desde el listado, pulse «Nuevo» para crear, o elija la fila que quiere modificar. Se abre Planta (detalle).</w:t>
       </w:r>
     </w:p>
     <w:p>
@@ -3051,7 +3256,7 @@
         <w:rPr>
           <w:sz w:val="21"/>
         </w:rPr>
-        <w:t>Abra el formulario y complete los datos.</w:t>
+        <w:t>Complete los datos.</w:t>
       </w:r>
     </w:p>
     <w:p>
@@ -3064,7 +3269,7 @@
           <w:color w:val="555555"/>
           <w:sz w:val="19"/>
         </w:rPr>
-        <w:t>Hay 6 campos; 2 son obligatorios.</w:t>
+        <w:t>Son 6 campos; 2 obligatorios.</w:t>
       </w:r>
     </w:p>
     <w:tbl>
@@ -3759,7 +3964,7 @@
         <w:rPr>
           <w:sz w:val="21"/>
         </w:rPr>
-        <w:t>Entre a Identidad.</w:t>
+        <w:t>Entre a Áreas.</w:t>
       </w:r>
     </w:p>
     <w:p>
@@ -3772,7 +3977,7 @@
           <w:color w:val="555555"/>
           <w:sz w:val="19"/>
         </w:rPr>
-        <w:t>Menú: Cliente › Identidad</w:t>
+        <w:t>Menú: Cliente › Organización › Áreas</w:t>
       </w:r>
     </w:p>
     <w:p>
@@ -3791,20 +3996,7 @@
         <w:rPr>
           <w:sz w:val="21"/>
         </w:rPr>
-        <w:t>Abra Grupo de trabajo (detalle).</w:t>
-      </w:r>
-    </w:p>
-    <w:p>
-      <w:pPr>
-        <w:spacing w:after="120"/>
-        <w:ind w:left="680"/>
-      </w:pPr>
-      <w:r>
-        <w:rPr>
-          <w:color w:val="555555"/>
-          <w:sz w:val="19"/>
-        </w:rPr>
-        <w:t>Tiene estas pestañas: Datos · Integrantes</w:t>
+        <w:t>Desde el listado, pulse «Nuevo» para crear, o elija la fila que quiere modificar. Se abre Área (detalle).</w:t>
       </w:r>
     </w:p>
     <w:p>
@@ -3823,7 +4015,7 @@
         <w:rPr>
           <w:sz w:val="21"/>
         </w:rPr>
-        <w:t>Abra el formulario y complete los datos.</w:t>
+        <w:t>Complete los datos.</w:t>
       </w:r>
     </w:p>
     <w:p>
@@ -3836,7 +4028,7 @@
           <w:color w:val="555555"/>
           <w:sz w:val="19"/>
         </w:rPr>
-        <w:t>Hay 6 campos; 3 son obligatorios.</w:t>
+        <w:t>Son 6 campos; 3 obligatorios.</w:t>
       </w:r>
     </w:p>
     <w:tbl>
@@ -4531,7 +4723,7 @@
         <w:rPr>
           <w:sz w:val="21"/>
         </w:rPr>
-        <w:t>Entre a Identidad.</w:t>
+        <w:t>Entre a Clientes.</w:t>
       </w:r>
     </w:p>
     <w:p>
@@ -4544,7 +4736,7 @@
           <w:color w:val="555555"/>
           <w:sz w:val="19"/>
         </w:rPr>
-        <w:t>Menú: Cliente › Identidad</w:t>
+        <w:t>Menú: Comercial › Clientes</w:t>
       </w:r>
     </w:p>
     <w:p>
@@ -4563,20 +4755,7 @@
         <w:rPr>
           <w:sz w:val="21"/>
         </w:rPr>
-        <w:t>Abra Grupo de trabajo (detalle).</w:t>
-      </w:r>
-    </w:p>
-    <w:p>
-      <w:pPr>
-        <w:spacing w:after="120"/>
-        <w:ind w:left="680"/>
-      </w:pPr>
-      <w:r>
-        <w:rPr>
-          <w:color w:val="555555"/>
-          <w:sz w:val="19"/>
-        </w:rPr>
-        <w:t>Tiene estas pestañas: Datos · Integrantes</w:t>
+        <w:t>Desde el listado, pulse «Nuevo» para crear, o elija la fila que quiere modificar. Se abre Cliente (detalle).</w:t>
       </w:r>
     </w:p>
     <w:p>
@@ -4595,7 +4774,7 @@
         <w:rPr>
           <w:sz w:val="21"/>
         </w:rPr>
-        <w:t>Abra el formulario y complete los datos.</w:t>
+        <w:t>Complete los datos.</w:t>
       </w:r>
     </w:p>
     <w:p>
@@ -4608,7 +4787,7 @@
           <w:color w:val="555555"/>
           <w:sz w:val="19"/>
         </w:rPr>
-        <w:t>Hay 9 campos; 7 son obligatorios.</w:t>
+        <w:t>Son 9 campos; 7 obligatorios.</w:t>
       </w:r>
     </w:p>
     <w:tbl>
@@ -5477,7 +5656,7 @@
         <w:rPr>
           <w:sz w:val="21"/>
         </w:rPr>
-        <w:t>Entre a Identidad.</w:t>
+        <w:t>Entre a Especialidades.</w:t>
       </w:r>
     </w:p>
     <w:p>
@@ -5490,7 +5669,7 @@
           <w:color w:val="555555"/>
           <w:sz w:val="19"/>
         </w:rPr>
-        <w:t>Menú: Cliente › Identidad</w:t>
+        <w:t>Menú: Cliente › Usuarios › Especialidades</w:t>
       </w:r>
     </w:p>
     <w:p>
@@ -5509,20 +5688,7 @@
         <w:rPr>
           <w:sz w:val="21"/>
         </w:rPr>
-        <w:t>Abra Grupo de trabajo (detalle).</w:t>
-      </w:r>
-    </w:p>
-    <w:p>
-      <w:pPr>
-        <w:spacing w:after="120"/>
-        <w:ind w:left="680"/>
-      </w:pPr>
-      <w:r>
-        <w:rPr>
-          <w:color w:val="555555"/>
-          <w:sz w:val="19"/>
-        </w:rPr>
-        <w:t>Tiene estas pestañas: Datos · Integrantes</w:t>
+        <w:t>Desde el listado, pulse «Nuevo» para crear, o elija la fila que quiere modificar. Se abre Especialidad de usuario (detalle).</w:t>
       </w:r>
     </w:p>
     <w:p>
@@ -5541,7 +5707,7 @@
         <w:rPr>
           <w:sz w:val="21"/>
         </w:rPr>
-        <w:t>Abra el formulario y complete los datos.</w:t>
+        <w:t>Complete los datos.</w:t>
       </w:r>
     </w:p>
     <w:p>
@@ -5554,7 +5720,7 @@
           <w:color w:val="555555"/>
           <w:sz w:val="19"/>
         </w:rPr>
-        <w:t>Hay 5 campos; 1 son obligatorios.</w:t>
+        <w:t>Son 5 campos; 1 obligatorio.</w:t>
       </w:r>
     </w:p>
     <w:tbl>
@@ -6235,7 +6401,7 @@
         <w:rPr>
           <w:sz w:val="21"/>
         </w:rPr>
-        <w:t>Entre a Identidad.</w:t>
+        <w:t>Entre a Grupos.</w:t>
       </w:r>
     </w:p>
     <w:p>
@@ -6248,7 +6414,7 @@
           <w:color w:val="555555"/>
           <w:sz w:val="19"/>
         </w:rPr>
-        <w:t>Menú: Cliente › Identidad</w:t>
+        <w:t>Menú: Cliente › Usuarios › Grupos</w:t>
       </w:r>
     </w:p>
     <w:p>
@@ -6267,7 +6433,7 @@
         <w:rPr>
           <w:sz w:val="21"/>
         </w:rPr>
-        <w:t>Abra Grupo de trabajo (detalle).</w:t>
+        <w:t>Desde el listado, pulse «Nuevo» para crear, o elija la fila que quiere modificar. Se abre Grupo de trabajo (detalle).</w:t>
       </w:r>
     </w:p>
     <w:p>
@@ -6280,7 +6446,7 @@
           <w:color w:val="555555"/>
           <w:sz w:val="19"/>
         </w:rPr>
-        <w:t>Tiene estas pestañas: Datos · Integrantes</w:t>
+        <w:t>Esta pantalla tiene estas pestañas: Datos · Integrantes.</w:t>
       </w:r>
     </w:p>
     <w:p>
@@ -6299,7 +6465,7 @@
         <w:rPr>
           <w:sz w:val="21"/>
         </w:rPr>
-        <w:t>Abra el formulario y complete los datos.</w:t>
+        <w:t>Complete los datos.</w:t>
       </w:r>
     </w:p>
     <w:p>
@@ -6312,7 +6478,7 @@
           <w:color w:val="555555"/>
           <w:sz w:val="19"/>
         </w:rPr>
-        <w:t>Hay 6 campos; 3 son obligatorios.</w:t>
+        <w:t>Son 6 campos; 3 obligatorios.</w:t>
       </w:r>
     </w:p>
     <w:tbl>
@@ -7051,7 +7217,7 @@
         <w:rPr>
           <w:sz w:val="21"/>
         </w:rPr>
-        <w:t>Entre a Identidad.</w:t>
+        <w:t>Entre a Centros de costo.</w:t>
       </w:r>
     </w:p>
     <w:p>
@@ -7064,7 +7230,7 @@
           <w:color w:val="555555"/>
           <w:sz w:val="19"/>
         </w:rPr>
-        <w:t>Menú: Cliente › Identidad</w:t>
+        <w:t>Menú: Cliente › Organización › Centros de costo</w:t>
       </w:r>
     </w:p>
     <w:p>
@@ -7083,20 +7249,7 @@
         <w:rPr>
           <w:sz w:val="21"/>
         </w:rPr>
-        <w:t>Abra Grupo de trabajo (detalle).</w:t>
-      </w:r>
-    </w:p>
-    <w:p>
-      <w:pPr>
-        <w:spacing w:after="120"/>
-        <w:ind w:left="680"/>
-      </w:pPr>
-      <w:r>
-        <w:rPr>
-          <w:color w:val="555555"/>
-          <w:sz w:val="19"/>
-        </w:rPr>
-        <w:t>Tiene estas pestañas: Datos · Integrantes</w:t>
+        <w:t>Desde el listado, pulse «Nuevo» para crear, o elija la fila que quiere modificar. Se abre Centro de costo (detalle).</w:t>
       </w:r>
     </w:p>
     <w:p>
@@ -7115,7 +7268,7 @@
         <w:rPr>
           <w:sz w:val="21"/>
         </w:rPr>
-        <w:t>Abra el formulario y complete los datos.</w:t>
+        <w:t>Complete los datos.</w:t>
       </w:r>
     </w:p>
     <w:p>
@@ -7128,7 +7281,7 @@
           <w:color w:val="555555"/>
           <w:sz w:val="19"/>
         </w:rPr>
-        <w:t>Hay 3 campos; 2 son obligatorios.</w:t>
+        <w:t>Son 3 campos; 2 obligatorios.</w:t>
       </w:r>
     </w:p>
     <w:tbl>
@@ -8284,7 +8437,7 @@
           <w:color w:val="555555"/>
           <w:sz w:val="18"/>
         </w:rPr>
-        <w:t>Generado desde el Product Backlog (historias, campos de entrada y criterios de aceptación) y desde la tabla Menus de la base. Para actualizarlo: python _scratch/gen_manual_modulo.py</w:t>
+        <w:t>Generado desde el Product Backlog (historias, campos de entrada y criterios de aceptación), desde la tabla Menus de la base y desde las pestañas leídas de los .aspx. Para actualizarlo: python _scratch/gen_manual_modulo.py</w:t>
       </w:r>
     </w:p>
     <w:sectPr>
